--- a/JSP_RL_Paper_L2D_Distill.docx
+++ b/JSP_RL_Paper_L2D_Distill.docx
@@ -13364,7 +13364,7 @@
           <w:rFonts w:ascii="Times New Roman" w:hAnsi="Times New Roman"/>
           <w:sz w:val="22"/>
         </w:rPr>
-        <w:t>The implementation, corrected JSPLIB parser, benchmark scripts, teacher schedules, training data, deployment benchmarks, and raw results are available at https://github.com/KKK-cell441/JSP_RL_Project. The distilled checkpoint used for all reported results is released as hetero_model_l2d.pt; hetero_train_data_l2d.pt, build_l2d_train_data.py, and train_hetero_available.py reproduce the distillation pipeline. Raw official results are in results_official_l2d_train.json, results_l2d_cpsat_official.json, results_transformer_l2d.json, and L2D_official/results_l2d_official_match.json. CPU deployment measurements are in deployment_cpu_latency.json. The official L2D teacher schedules were generated with the public XUZiteng2020/L2D repository on ta01-30, and published-L2D comparisons use its released 6x6, 10x10, 15x15, 20x15, and 20x20 checkpoints on all matching official instances. Known-best values are taken from JSPLIB metadata. All experiments use fixed random seeds.</w:t>
+        <w:t>The implementation, corrected JSPLIB parser, benchmark scripts, teacher schedules, deployment benchmarks, and raw results are available at https://github.com/KKK-cell441/JSP_RL_Project. Training-data generation scripts and small training artifacts are released in the same repository; the 107 MB L2D teacher-state file is available from the corresponding author on request because it exceeds GitHub file-size limits. The distilled checkpoint used for all reported results is released as hetero_model_l2d.pt; hetero_train_data_l2d.pt, build_l2d_train_data.py, and train_hetero_available.py reproduce the distillation pipeline. Raw official results are in results_official_l2d_train.json, results_l2d_cpsat_official.json, results_transformer_l2d.json, and L2D_official/results_l2d_official_match.json. CPU deployment measurements are in deployment_cpu_latency.json. The official L2D teacher schedules were generated with the public XUZiteng2020/L2D repository on ta01-30, and published-L2D comparisons use its released 6x6, 10x10, 15x15, 20x15, and 20x20 checkpoints on all matching official instances. Known-best values are taken from JSPLIB metadata. All experiments use fixed random seeds.</w:t>
       </w:r>
     </w:p>
     <w:p>

--- a/JSP_RL_Paper_L2D_Distill.docx
+++ b/JSP_RL_Paper_L2D_Distill.docx
@@ -63,6 +63,18 @@
           <w:sz w:val="22"/>
         </w:rPr>
         <w:t>2024212760@nefu.edu.cn</w:t>
+      </w:r>
+    </w:p>
+    <w:p>
+      <w:pPr>
+        <w:jc w:val="center"/>
+      </w:pPr>
+      <w:r>
+        <w:rPr>
+          <w:rFonts w:ascii="Times New Roman" w:hAnsi="Times New Roman"/>
+          <w:sz w:val="20"/>
+        </w:rPr>
+        <w:t>Northeast Forestry University, Harbin, China</w:t>
       </w:r>
     </w:p>
     <w:p>
@@ -158,7 +170,7 @@
           <w:rFonts w:ascii="Times New Roman" w:hAnsi="Times New Roman"/>
           <w:sz w:val="22"/>
         </w:rPr>
-        <w:t>This paper proposes teacher-distilled lightweight graph learning: a lightweight heterogeneous graph policy first trained on CP-SAT optimal trajectories for small shops, then fine-tuned on schedules generated by the official open-source L2D method (Zhang et al., 2020) on 30 Taillard instances. The policy explicitly encodes both job and machine nodes, enabling joint reasoning about job priorities and machine contention. A variable-size heterogeneous graph is constructed directly from the current instance, so a single trained policy can be applied to unseen shop sizes without fixed padding or retraining. Across 50 held-out 6 x 5 instances, the policy improves makespan by 9.1% over SPT (129.4 vs. 142.4; p &lt; 0.0001, 41/50 wins) and comes within 3.4% of the best-of-five oracle. On 49 official JSPLIB instances, the distilled policy improves over SPT on all 49 instances with a mean improvement of 25.2%, beats the best-of-five rule oracle on 33 of 49 instances, and reduces its mean known-best gap from 56.9% to 34.0%. On 37 official instances with matching released L2D checkpoints, the lightweight student remains on average 6.9% behind the published L2D teacher under (student - teacher) / teacher, winning 7 of 37. In dynamic arrival and machine failure scenarios, it outperforms SPT by 8.7% (p = 0.021) and 9.6% (p = 0.033). Under CP-SAT supervision on 60 generated 10x10 instances, the heterogeneous representation adds 3.3% over a homogeneous baseline; under L2D distillation on the official suite, the encoder effect is smaller, at 1.14%.</w:t>
+        <w:t>This paper proposes teacher-distilled lightweight graph learning: a lightweight heterogeneous graph policy first trained on CP-SAT optimal trajectories for small shops, then fine-tuned on schedules generated by the official open-source L2D method [20] on 30 Taillard instances. The policy explicitly encodes both job and machine nodes, enabling joint reasoning about job priorities and machine contention. A variable-size heterogeneous graph is constructed directly from the current instance, so a single trained policy can be applied to unseen shop sizes without fixed padding or retraining. Across 50 held-out 6 x 5 instances, the policy improves makespan by 9.1% over SPT (129.4 vs. 142.4; p &lt; 0.0001, 41/50 wins) and comes within 3.4% of the best-of-five oracle. On 49 official JSPLIB instances, the distilled policy improves over SPT on all 49 instances with a mean improvement of 25.2%, beats the best-of-five rule oracle on 33 of 49 instances, and reduces its mean known-best gap from 56.9% to 34.0%. On 37 official instances with matching released L2D checkpoints, the lightweight student remains on average 6.9% behind the published L2D teacher under (student - teacher) / teacher, winning 7 of 37. In dynamic arrival and machine failure scenarios, it outperforms SPT by 8.7% (p = 0.021) and 9.6% (p = 0.033). Under CP-SAT supervision on 60 generated 10x10 instances, the heterogeneous representation adds 3.3% over a homogeneous baseline; under L2D distillation on the official suite, the encoder effect is smaller, at 1.14%.</w:t>
       </w:r>
     </w:p>
     <w:p>
@@ -373,7 +385,7 @@
           <w:rFonts w:ascii="Times New Roman" w:hAnsi="Times New Roman"/>
           <w:sz w:val="22"/>
         </w:rPr>
-        <w:t>The job shop scheduling problem has been studied extensively since the 1950s. Giffler and Thompson (1960) proposed the active schedule enumeration algorithm. Applegate and Cook (1991) developed branch-and-bound methods for JSS, solving the famous 10 x 10 instance. Later, constraint programming solvers such as Google OR-Tools CP-SAT integrated propagation, search, and decomposition techniques to solve JSS instances of practical size. These exact methods provide optimality guarantees but scale poorly, limiting real-time applicability.</w:t>
+        <w:t>The job shop scheduling problem has been studied extensively since the 1950s. [3] proposed the active schedule enumeration algorithm. [1] developed branch-and-bound methods for JSS, solving the famous 10 x 10 instance. Later, constraint programming solvers such as Google OR-Tools CP-SAT integrated propagation, search, and decomposition techniques to solve JSS instances of practical size. These exact methods provide optimality guarantees but scale poorly, limiting real-time applicability.</w:t>
       </w:r>
     </w:p>
     <w:p>
@@ -385,7 +397,7 @@
           <w:rFonts w:ascii="Times New Roman" w:hAnsi="Times New Roman"/>
           <w:sz w:val="22"/>
         </w:rPr>
-        <w:t>Metaheuristic methods, including genetic algorithms, simulated annealing, tabu search, and particle swarm optimization, offer a compromise between solution quality and computational cost. Nowicki and Smutnicki (1996) introduced the tabu search algorithm i-TSAB. However, metaheuristics typically require substantial computation time and parameter tuning, making them less suitable for high-frequency scheduling decisions.</w:t>
+        <w:t>Metaheuristic methods, including genetic algorithms, simulated annealing, tabu search, and particle swarm optimization, offer a compromise between solution quality and computational cost. [11] introduced the tabu search algorithm i-TSAB. However, metaheuristics typically require substantial computation time and parameter tuning, making them less suitable for high-frequency scheduling decisions.</w:t>
       </w:r>
     </w:p>
     <w:p>
@@ -397,7 +409,7 @@
           <w:rFonts w:ascii="Times New Roman" w:hAnsi="Times New Roman"/>
           <w:sz w:val="22"/>
         </w:rPr>
-        <w:t>Dispatching rules have been the workhorse of industrial scheduling because they require minimal computation. Panwalkar and Iskander (1977) catalogued over 100 rules. The key insight is that rule performance is instance-dependent: no rule is universally dominant, motivating adaptive rule-selection approaches.</w:t>
+        <w:t>Dispatching rules have been the workhorse of industrial scheduling because they require minimal computation. [12] catalogued over 100 rules. The key insight is that rule performance is instance-dependent: no rule is universally dominant, motivating adaptive rule-selection approaches.</w:t>
       </w:r>
     </w:p>
     <w:p>
@@ -420,7 +432,7 @@
           <w:rFonts w:ascii="Times New Roman" w:hAnsi="Times New Roman"/>
           <w:sz w:val="22"/>
         </w:rPr>
-        <w:t>Recent advances in deep learning have revitalized machine learning approaches to scheduling. Zhang et al. (2020) introduced L2D, a GNN-based policy that learns to dispatch operations from expert trajectories on the classic Taillard benchmark. Subsequent work extended L2D with attention-based architectures (Park et al., 2021), reinforcement learning with reward shaping (Wang and Tang, 2021), hierarchical policies for flexible job shops (Song et al., 2022), and graph isomorphism networks (Lei et al., 2022).</w:t>
+        <w:t>Recent advances in deep learning have revitalized machine learning approaches to scheduling. [20] introduced L2D, a GNN-based policy that learns to dispatch operations from expert trajectories on the classic Taillard benchmark. Subsequent work extended L2D with attention-based architectures [13], reinforcement learning with reward shaping [18], hierarchical policies for flexible job shops [16], and graph isomorphism networks [6].</w:t>
       </w:r>
     </w:p>
     <w:p>
@@ -432,7 +444,7 @@
           <w:rFonts w:ascii="Times New Roman" w:hAnsi="Times New Roman"/>
           <w:sz w:val="22"/>
         </w:rPr>
-        <w:t>Reinforcement learning approaches have also gained traction. Zhang et al. (2021) formulated dynamic scheduling as a Markov decision process and trained PPO-based agents with GNN state encoders. Liu et al. (2023) combined imitation learning and RL in a two-stage framework. These methods demonstrate the potential of learning-based scheduling, but they typically assume a fixed shop topology and require substantial training data.</w:t>
+        <w:t>Reinforcement learning approaches have also gained traction. [21] formulated dynamic scheduling as a Markov decision process and trained PPO-based agents with GNN state encoders. [9] combined imitation learning and RL in a two-stage framework. These methods demonstrate the potential of learning-based scheduling, but they typically assume a fixed shop topology and require substantial training data.</w:t>
       </w:r>
     </w:p>
     <w:p>
@@ -455,7 +467,7 @@
           <w:rFonts w:ascii="Times New Roman" w:hAnsi="Times New Roman"/>
           <w:sz w:val="22"/>
         </w:rPr>
-        <w:t>A limitation of many learning-based scheduling methods is their dependence on a fixed problem topology. Most prior work addresses this by retraining the policy for each topology, which is impractical in dynamic manufacturing environments. Graph-based methods offer a natural mechanism because GNNs can process graphs of varying sizes. Park et al. (2021) used attention pooling for variable-size inputs; Lei et al. (2022) demonstrated robustness to instance permutation. In this work, we use a variable-size heterogeneous graph whose node count follows the current instance, so topology transfer is obtained without padding or masking.</w:t>
+        <w:t>A limitation of many learning-based scheduling methods is their dependence on a fixed problem topology. Most prior work addresses this by retraining the policy for each topology, which is impractical in dynamic manufacturing environments. Graph-based methods offer a natural mechanism because GNNs can process graphs of varying sizes. [13] used attention pooling for variable-size inputs; [6] demonstrated robustness to instance permutation. In this work, we use a variable-size heterogeneous graph whose node count follows the current instance, so topology transfer is obtained without padding or masking.</w:t>
       </w:r>
     </w:p>
     <w:p>
@@ -478,7 +490,7 @@
           <w:rFonts w:ascii="Times New Roman" w:hAnsi="Times New Roman"/>
           <w:sz w:val="22"/>
         </w:rPr>
-        <w:t>Recent work has moved toward heterogeneous graph representations that explicitly encode machines, operations, and their interactions. Li et al. (2024) developed deep RL with heterogeneous GNNs for FJSP. Wang et al. (2024) proposed meta-path-based heterogeneous graph networks. Tang et al. (2023) handled machine breakdowns and material handling constraints. Liu et al. (2024) formulated distributed FJSP as multi-agent RL. Chen et al. (2025) integrated Monte Carlo tree search with graph relational attention. Our paper contributes by combining teacher distillation, heterogeneous graphs, and zero-shot topology generalization.</w:t>
+        <w:t>Recent work has moved toward heterogeneous graph representations that explicitly encode machines, operations, and their interactions. [7] developed deep RL with heterogeneous GNNs for FJSP. [19] proposed meta-path-based heterogeneous graph networks. [17] handled machine breakdowns and material handling constraints. [10] formulated distributed FJSP as multi-agent RL. [22] integrated Monte Carlo tree search with graph relational attention. Our paper contributes by combining teacher distillation, heterogeneous graphs, and zero-shot topology generalization.</w:t>
       </w:r>
     </w:p>
     <w:p>
@@ -501,7 +513,7 @@
           <w:rFonts w:ascii="Times New Roman" w:hAnsi="Times New Roman"/>
           <w:sz w:val="22"/>
         </w:rPr>
-        <w:t>Beyond scheduling, GNNs have been applied to the traveling salesman problem (Khalil et al., 2017), maximum independent set (Li et al., 2018), and satisfiability (Selsam et al., 2019). These methods leverage the permutation equivariance of graph-structured data. Our work builds on this foundation with a focus on heterogeneous representations and topology generalization.</w:t>
+        <w:t>Beyond scheduling, GNNs have been applied to the traveling salesman problem [5], maximum independent set [8], and satisfiability [15]. These methods leverage the permutation equivariance of graph-structured data. Our work builds on this foundation with a focus on heterogeneous representations and topology generalization.</w:t>
       </w:r>
     </w:p>
     <w:p>
@@ -626,7 +638,7 @@
               <w:rPr>
                 <w:sz w:val="18"/>
               </w:rPr>
-              <w:t>Zhang et al. (2020) L2D</w:t>
+              <w:t>[20] L2D</w:t>
             </w:r>
           </w:p>
         </w:tc>
@@ -706,7 +718,7 @@
               <w:rPr>
                 <w:sz w:val="18"/>
               </w:rPr>
-              <w:t>Park et al. (2021)</w:t>
+              <w:t>[13]</w:t>
             </w:r>
           </w:p>
         </w:tc>
@@ -786,7 +798,7 @@
               <w:rPr>
                 <w:sz w:val="18"/>
               </w:rPr>
-              <w:t>Song et al. (2022)</w:t>
+              <w:t>[16]</w:t>
             </w:r>
           </w:p>
         </w:tc>
@@ -866,7 +878,7 @@
               <w:rPr>
                 <w:sz w:val="18"/>
               </w:rPr>
-              <w:t>Lei et al. (2022)</w:t>
+              <w:t>[6]</w:t>
             </w:r>
           </w:p>
         </w:tc>
@@ -946,7 +958,7 @@
               <w:rPr>
                 <w:sz w:val="18"/>
               </w:rPr>
-              <w:t>Tang et al. (2023)</w:t>
+              <w:t>[17]</w:t>
             </w:r>
           </w:p>
         </w:tc>
@@ -1026,7 +1038,7 @@
               <w:rPr>
                 <w:sz w:val="18"/>
               </w:rPr>
-              <w:t>Li et al. (2024)</w:t>
+              <w:t>[7]</w:t>
             </w:r>
           </w:p>
         </w:tc>
@@ -1106,7 +1118,7 @@
               <w:rPr>
                 <w:sz w:val="18"/>
               </w:rPr>
-              <w:t>Wang et al. (2024)</w:t>
+              <w:t>[19]</w:t>
             </w:r>
           </w:p>
         </w:tc>
@@ -1186,7 +1198,7 @@
               <w:rPr>
                 <w:sz w:val="18"/>
               </w:rPr>
-              <w:t>Chen et al. (2025)</w:t>
+              <w:t>[22]</w:t>
             </w:r>
           </w:p>
         </w:tc>
@@ -1495,7 +1507,7 @@
           <w:rFonts w:ascii="Times New Roman" w:hAnsi="Times New Roman"/>
           <w:sz w:val="22"/>
         </w:rPr>
-        <w:t>We use a two-stage expert generation process. First, Google OR-Tools CP-SAT solves small 6x5 training instances to optimality, and expert actions are derived from optimal start times. Second, the released open-source L2D model (Zhang et al., 2020) generates full schedules on ta01-ta30; at each state, the teacher action is the available job whose next operation starts earliest in the L2D schedule. The second stage transfers strong large-instance dispatch behavior into the lightweight heterogeneous student.</w:t>
+        <w:t>We use a two-stage expert generation process. First, Google OR-Tools CP-SAT solves small 6x5 training instances to optimality, and expert actions are derived from optimal start times. Second, the released open-source L2D model [20] generates full schedules on ta01-ta30; at each state, the teacher action is the available job whose next operation starts earliest in the L2D schedule. The second stage transfers strong large-instance dispatch behavior into the lightweight heterogeneous student.</w:t>
       </w:r>
     </w:p>
     <w:p>
@@ -1677,7 +1689,7 @@
           <w:rFonts w:ascii="Times New Roman" w:hAnsi="Times New Roman"/>
           <w:sz w:val="22"/>
         </w:rPr>
-        <w:t>The heterogeneous GNN is first trained on 60 small instances (seeds 900-959) with CP-SAT optimal supervision, then fine-tuned on 9,250 states collected from official L2D schedules on ta01-ta30, and evaluated zero-shot on all held-out settings. As a learning-based baseline, we implement an L2D-style policy following the supervision paradigm of Zhang et al. (2020): a homogeneous encoder consumes job-level features through a flat MLP and is trained on the same CP-SAT expert trajectories. This provides a direct comparison under identical training data, supervision, and evaluation protocol, isolating the contribution of the heterogeneous graph representation.</w:t>
+        <w:t>The heterogeneous GNN is first trained on 60 small instances (seeds 900-959) with CP-SAT optimal supervision, then fine-tuned on 9,250 states collected from official L2D schedules on ta01-ta30, and evaluated zero-shot on all held-out settings. As a learning-based baseline, we implement an L2D-style policy following the supervision paradigm of [20]: a homogeneous encoder consumes job-level features through a flat MLP and is trained on the same CP-SAT expert trajectories. This provides a direct comparison under identical training data, supervision, and evaluation protocol, isolating the contribution of the heterogeneous graph representation.</w:t>
       </w:r>
     </w:p>
     <w:p>
@@ -3750,7 +3762,7 @@
               <w:rPr>
                 <w:sz w:val="18"/>
               </w:rPr>
-              <w:t>L2D-style (homogeneous, simplified Zhang et al. 2020)</w:t>
+              <w:t>L2D-style (homogeneous, simplified [20])</w:t>
             </w:r>
           </w:p>
         </w:tc>
@@ -9506,7 +9518,7 @@
                 <w:b/>
                 <w:sz w:val="18"/>
               </w:rPr>
-              <w:t>Official L2D (Zhang et al., 2020)</w:t>
+              <w:t>Official L2D [20]</w:t>
             </w:r>
           </w:p>
         </w:tc>
@@ -13225,7 +13237,7 @@
           <w:rFonts w:ascii="Times New Roman" w:hAnsi="Times New Roman"/>
           <w:sz w:val="22"/>
         </w:rPr>
-        <w:t>Compared with the best single dispatching rule, the distilled policy improves makespan on all 49 official instances and by 9.1% on small held-out instances. Compared with the best-of-five oracle, it wins 33 of 49 and is on average 2.7% better. Compared with prior homogeneous L2D methods (e.g., Zhang et al. 2020), the heterogeneous representation adds 3.3% on 60 generated 10x10 instances under CP-SAT supervision (p = 0.0016); under L2D distillation the official-suite encoder gain is 1.14%. The two-stage CP-SAT plus L2D teacher supervision avoids unstable RL training while improving the base policy on official instances.</w:t>
+        <w:t>Compared with the best single dispatching rule, the distilled policy improves makespan on all 49 official instances and by 9.1% on small held-out instances. Compared with the best-of-five oracle, it wins 33 of 49 and is on average 2.7% better. Compared with prior homogeneous L2D methods (e.g., [20]), the heterogeneous representation adds 3.3% on 60 generated 10x10 instances under CP-SAT supervision (p = 0.0016); under L2D distillation the official-suite encoder gain is 1.14%. The two-stage CP-SAT plus L2D teacher supervision avoids unstable RL training while improving the base policy on official instances.</w:t>
       </w:r>
     </w:p>
     <w:p>
@@ -13398,6 +13410,29 @@
         <w:rPr>
           <w:rFonts w:ascii="Times New Roman" w:hAnsi="Times New Roman"/>
         </w:rPr>
+        <w:t>Acknowledgements</w:t>
+      </w:r>
+    </w:p>
+    <w:p>
+      <w:pPr>
+        <w:ind w:firstLine="425"/>
+      </w:pPr>
+      <w:r>
+        <w:rPr>
+          <w:rFonts w:ascii="Times New Roman" w:hAnsi="Times New Roman"/>
+          <w:sz w:val="22"/>
+        </w:rPr>
+        <w:t>No acknowledgements.</w:t>
+      </w:r>
+    </w:p>
+    <w:p>
+      <w:pPr>
+        <w:pStyle w:val="Heading1"/>
+      </w:pPr>
+      <w:r>
+        <w:rPr>
+          <w:rFonts w:ascii="Times New Roman" w:hAnsi="Times New Roman"/>
+        </w:rPr>
         <w:t>Author Contributions</w:t>
       </w:r>
     </w:p>
@@ -13410,30 +13445,7 @@
           <w:rFonts w:ascii="Times New Roman" w:hAnsi="Times New Roman"/>
           <w:sz w:val="22"/>
         </w:rPr>
-        <w:t>[To be completed before submission.]</w:t>
-      </w:r>
-    </w:p>
-    <w:p>
-      <w:pPr>
-        <w:pStyle w:val="Heading1"/>
-      </w:pPr>
-      <w:r>
-        <w:rPr>
-          <w:rFonts w:ascii="Times New Roman" w:hAnsi="Times New Roman"/>
-        </w:rPr>
-        <w:t>Acknowledgements</w:t>
-      </w:r>
-    </w:p>
-    <w:p>
-      <w:pPr>
-        <w:ind w:firstLine="425"/>
-      </w:pPr>
-      <w:r>
-        <w:rPr>
-          <w:rFonts w:ascii="Times New Roman" w:hAnsi="Times New Roman"/>
-          <w:sz w:val="22"/>
-        </w:rPr>
-        <w:t>[To be completed before submission.]</w:t>
+        <w:t>ZHONGKUAN MA: conceptualization, methodology, software, experiments, writing.</w:t>
       </w:r>
     </w:p>
     <w:p>
@@ -13456,7 +13468,7 @@
           <w:rFonts w:ascii="Times New Roman" w:hAnsi="Times New Roman"/>
           <w:sz w:val="22"/>
         </w:rPr>
-        <w:t>[To be completed if applicable.]</w:t>
+        <w:t>No specific funding was received for this study.</w:t>
       </w:r>
     </w:p>
     <w:p>
